--- a/word_reports/LP_0278_위치_414_Pink Floyd_The Dark Side .docx
+++ b/word_reports/LP_0278_위치_414_Pink Floyd_The Dark Side .docx
@@ -4,7 +4,7 @@
   <w:body>
     <w:p>
       <w:pPr>
-        <w:spacing w:after="280"/>
+        <w:spacing w:after="80"/>
       </w:pPr>
       <w:r>
         <w:rPr w:rFonts="맑은 고딕">
@@ -13,94 +13,47 @@
           <w:color w:val="1E3A8A"/>
           <w:sz w:val="30"/>
         </w:rPr>
-        <w:t>[414] Pink Floyd - The Dark Side Of The Moon</w:t>
+        <w:t>Pink Floyd (핑크 플로이드) - The Dark Side Of The Moon</w:t>
       </w:r>
     </w:p>
     <w:p>
       <w:pPr>
-        <w:spacing w:after="320"/>
+        <w:spacing w:after="240"/>
       </w:pPr>
       <w:r>
         <w:rPr w:rFonts="맑은 고딕">
           <w:rFonts w:ascii="맑은 고딕" w:hAnsi="맑은 고딕" w:eastAsia="맑은 고딕"/>
           <w:b/>
-          <w:sz w:val="20"/>
+          <w:color w:val="4B5563"/>
+          <w:sz w:val="22"/>
         </w:rPr>
-        <w:t>■ 위치 : 414</w:t>
-        <w:br/>
-      </w:r>
-      <w:r>
-        <w:rPr w:rFonts="맑은 고딕">
-          <w:rFonts w:ascii="맑은 고딕" w:hAnsi="맑은 고딕" w:eastAsia="맑은 고딕"/>
-          <w:b/>
-          <w:sz w:val="20"/>
-        </w:rPr>
-        <w:t>■ 아티스트 : Pink Floyd</w:t>
-        <w:br/>
-      </w:r>
-      <w:r>
-        <w:rPr w:rFonts="맑은 고딕">
-          <w:rFonts w:ascii="맑은 고딕" w:hAnsi="맑은 고딕" w:eastAsia="맑은 고딕"/>
-          <w:b/>
-          <w:sz w:val="20"/>
-        </w:rPr>
-        <w:t>■ 앨범명 : The Dark Side Of The Moon</w:t>
-        <w:br/>
-      </w:r>
-      <w:r>
-        <w:rPr w:rFonts="맑은 고딕">
-          <w:rFonts w:ascii="맑은 고딕" w:hAnsi="맑은 고딕" w:eastAsia="맑은 고딕"/>
-          <w:b w:val="0"/>
-          <w:sz w:val="20"/>
-        </w:rPr>
-        <w:t>■ 음반 레이블 : Harvest Records</w:t>
-        <w:br/>
-      </w:r>
-      <w:r>
-        <w:rPr w:rFonts="맑은 고딕">
-          <w:rFonts w:ascii="맑은 고딕" w:hAnsi="맑은 고딕" w:eastAsia="맑은 고딕"/>
-          <w:b w:val="0"/>
-          <w:sz w:val="20"/>
-        </w:rPr>
-        <w:t>■ 발매년도 : 1973</w:t>
-        <w:br/>
-      </w:r>
-      <w:r>
-        <w:rPr w:rFonts="맑은 고딕">
-          <w:rFonts w:ascii="맑은 고딕" w:hAnsi="맑은 고딕" w:eastAsia="맑은 고딕"/>
-          <w:b w:val="0"/>
-          <w:sz w:val="20"/>
-        </w:rPr>
-        <w:t>■ 장르 : 프로그레시브 록 (Progressive Rock), 아트 록 (Art Rock)</w:t>
-        <w:br/>
-      </w:r>
-      <w:r>
-        <w:rPr w:rFonts="맑은 고딕">
-          <w:rFonts w:ascii="맑은 고딕" w:hAnsi="맑은 고딕" w:eastAsia="맑은 고딕"/>
-          <w:b w:val="0"/>
-          <w:sz w:val="20"/>
-        </w:rPr>
-        <w:t>■ 주요 수록곡 : 1. Breathe (In the Air)</w:t>
-        <w:br/>
+        <w:t>위치 :  414</w:t>
       </w:r>
     </w:p>
     <w:p>
       <w:pPr>
-        <w:spacing w:after="160"/>
+        <w:spacing w:line="324" w:lineRule="auto" w:before="80" w:after="160"/>
       </w:pPr>
       <w:r>
         <w:rPr w:rFonts="맑은 고딕">
           <w:rFonts w:ascii="맑은 고딕" w:hAnsi="맑은 고딕" w:eastAsia="맑은 고딕"/>
           <w:b/>
           <w:color w:val="1F2937"/>
-          <w:sz w:val="24"/>
+          <w:sz w:val="22"/>
         </w:rPr>
-        <w:t>■ 음반 해설 및 감상 가이드</w:t>
+        <w:t xml:space="preserve">[음반 소개] </w:t>
+      </w:r>
+      <w:r>
+        <w:rPr w:rFonts="맑은 고딕">
+          <w:rFonts w:ascii="맑은 고딕" w:hAnsi="맑은 고딕" w:eastAsia="맑은 고딕"/>
+          <w:b w:val="0"/>
+          <w:sz w:val="21"/>
+        </w:rPr>
       </w:r>
     </w:p>
     <w:p>
       <w:pPr>
-        <w:spacing w:line="312" w:lineRule="auto" w:after="120"/>
+        <w:spacing w:line="324" w:lineRule="auto" w:after="120"/>
       </w:pPr>
       <w:r>
         <w:rPr w:rFonts="맑은 고딕">
@@ -108,51 +61,516 @@
           <w:b w:val="0"/>
           <w:sz w:val="21"/>
         </w:rPr>
-        <w:t>1973년에 발매된 핑크 플로이드(Pink Floyd)의 여덟 번째 정규 앨범 [The Dark Side Of The Moon]은 현대 대중음악사에서 가장 거대한 이정표로 꼽히는 명반입니다. 인간 존재의 본질적인 불안, 시간의 무정한 흐름, 물질적 탐욕, 그리고 정신적 방황과 죽음에 이르는 철학적 주제들을 하나의 유기적인 서사로 엮어낸 이 앨범은, 출시 직후 대중적인 폭발력과 평단의 찬사를 동시에 이끌어냈습니다. 빌보드 200 차트에 900주가 넘게 머무르는 기적적인 기록을 세우며, 프로그레시브 록이라는 장르를 넘어 대중음악 전반을 관통하는 최고봉의 스튜디오 아키텍처를 보여주었습니다.</w:t>
+        <w:t>인간 실존의 심연과 광기, 그리고 시간의 유한성을 소리의 미학으로 건축해 낸 20세기 대중음악사의 불멸의 기념비입니다. 심장 박동으로 시작해 우주의 황홀경으로 침잠하는 음향의 궤적은 단순한 록 음악을 넘어 현대 관현악에 비견될 만큼 숭고한 예술적 깊이를 획득하고 있습니다. 턴테이블 바늘이 음반의 홈을 스치는 순간, 청자는 내면 깊숙이 자리한 영혼의 프리즘을 통해 다채롭게 부서지는 빛과 어둠의 파동을 마주하게 됩니다. 음향의 과학과 서정적 통찰이 완벽한 조화를 이룬 이 걸작은 세대를 초월하여 지친 영혼을 정화하는 가장 고결한 미학적 구원을 선사합니다.</w:t>
       </w:r>
     </w:p>
     <w:p>
       <w:pPr>
-        <w:spacing w:line="312" w:lineRule="auto" w:after="120"/>
+        <w:spacing w:line="324" w:lineRule="auto" w:before="200" w:after="80"/>
       </w:pPr>
+      <w:r>
+        <w:rPr w:rFonts="맑은 고딕">
+          <w:rFonts w:ascii="맑은 고딕" w:hAnsi="맑은 고딕" w:eastAsia="맑은 고딕"/>
+          <w:b/>
+          <w:color w:val="1E3A8A"/>
+          <w:sz w:val="24"/>
+        </w:rPr>
+        <w:t>1. 음반 데이터</w:t>
+      </w:r>
+    </w:p>
+    <w:p>
+      <w:pPr>
+        <w:spacing w:line="324" w:lineRule="auto" w:after="80"/>
+      </w:pPr>
+      <w:r>
+        <w:rPr w:rFonts="맑은 고딕">
+          <w:rFonts w:ascii="맑은 고딕" w:hAnsi="맑은 고딕" w:eastAsia="맑은 고딕"/>
+          <w:b w:val="0"/>
+          <w:color w:val="6B7280"/>
+          <w:sz w:val="21"/>
+        </w:rPr>
+        <w:t xml:space="preserve">· </w:t>
+      </w:r>
+      <w:r>
+        <w:rPr w:rFonts="맑은 고딕">
+          <w:rFonts w:ascii="맑은 고딕" w:hAnsi="맑은 고딕" w:eastAsia="맑은 고딕"/>
+          <w:b/>
+          <w:color w:val="1F2937"/>
+          <w:sz w:val="21"/>
+        </w:rPr>
+        <w:t xml:space="preserve">앨범명: </w:t>
+      </w:r>
       <w:r>
         <w:rPr w:rFonts="맑은 고딕">
           <w:rFonts w:ascii="맑은 고딕" w:hAnsi="맑은 고딕" w:eastAsia="맑은 고딕"/>
           <w:b w:val="0"/>
           <w:sz w:val="21"/>
         </w:rPr>
-        <w:t>이 앨범의 음악적 가치는 혁신적인 스튜디오 기술과 완성도 높은 송라이팅의 완벽한 결합에 있습니다. 당대 최고의 엔지니어 앨런 파슨스(Alan Parsons)와의 협업을 통해 실사와도 같은 시계 소리, 동전과 계산기 소리 등의 구체음악(Musique Concrète)적 요소와 아날로그 신시사이저(VCS3)의 울림을 완벽하게 재현해 냈습니다. 트랙과 트랙 사이의 경계를 허무는 매끄러운 전개와 입체적인 입체 음향 설계는 아날로그 LP 시대가 도달할 수 있는 미학적 최상위 지점을 제시하며, 현재까지도 오디오필(Audiophile)들을 위한 필청 음반으로 추앙받고 있습니다.</w:t>
+        <w:t>The Dark Side Of The Moon</w:t>
       </w:r>
     </w:p>
     <w:p>
       <w:pPr>
-        <w:spacing w:line="312" w:lineRule="auto" w:after="120"/>
+        <w:spacing w:line="324" w:lineRule="auto" w:after="80"/>
       </w:pPr>
+      <w:r>
+        <w:rPr w:rFonts="맑은 고딕">
+          <w:rFonts w:ascii="맑은 고딕" w:hAnsi="맑은 고딕" w:eastAsia="맑은 고딕"/>
+          <w:b w:val="0"/>
+          <w:color w:val="6B7280"/>
+          <w:sz w:val="21"/>
+        </w:rPr>
+        <w:t xml:space="preserve">· </w:t>
+      </w:r>
+      <w:r>
+        <w:rPr w:rFonts="맑은 고딕">
+          <w:rFonts w:ascii="맑은 고딕" w:hAnsi="맑은 고딕" w:eastAsia="맑은 고딕"/>
+          <w:b/>
+          <w:color w:val="1F2937"/>
+          <w:sz w:val="21"/>
+        </w:rPr>
+        <w:t xml:space="preserve">아티스트: </w:t>
+      </w:r>
       <w:r>
         <w:rPr w:rFonts="맑은 고딕">
           <w:rFonts w:ascii="맑은 고딕" w:hAnsi="맑은 고딕" w:eastAsia="맑은 고딕"/>
           <w:b w:val="0"/>
           <w:sz w:val="21"/>
         </w:rPr>
-        <w:t>연주와 보컬 면에서는 멤버 개개인의 기량이 서사적 완벽함을 지탱합니다. 'Time'과 'Money'에서 빛나는 데이비드 길모어(David Gilmour)의 날카로우면서도 서정적인 기타 솔로는 곡의 긴장감을 극대화하며, 로저 워터스(Roger Waters)의 날카로운 노랫말과 정교한 베이스 라인은 앨범의 철학적 중심을 잡습니다. 특히 클레어 토리(Clare Torry)의 가사 없는 경이로운 보컬 스캣이 펼쳐지는 'The Great Gig in the Sky'는 인간 감정의 이성적 한계를 넘어서는 숭고함을 전달하며, 딕 패리(Dick Parry)의 관능적인 색소폰 연주가 더해진 'Us and Them'은 절제된 아름다움의 진수를 보여줍니다.</w:t>
+        <w:t>Pink Floyd (핑크 플로이드)</w:t>
       </w:r>
     </w:p>
     <w:p>
       <w:pPr>
-        <w:spacing w:line="312" w:lineRule="auto" w:after="120"/>
+        <w:spacing w:line="324" w:lineRule="auto" w:after="80"/>
       </w:pPr>
+      <w:r>
+        <w:rPr w:rFonts="맑은 고딕">
+          <w:rFonts w:ascii="맑은 고딕" w:hAnsi="맑은 고딕" w:eastAsia="맑은 고딕"/>
+          <w:b w:val="0"/>
+          <w:color w:val="6B7280"/>
+          <w:sz w:val="21"/>
+        </w:rPr>
+        <w:t xml:space="preserve">· </w:t>
+      </w:r>
+      <w:r>
+        <w:rPr w:rFonts="맑은 고딕">
+          <w:rFonts w:ascii="맑은 고딕" w:hAnsi="맑은 고딕" w:eastAsia="맑은 고딕"/>
+          <w:b/>
+          <w:color w:val="1F2937"/>
+          <w:sz w:val="21"/>
+        </w:rPr>
+        <w:t xml:space="preserve">발매 정보: </w:t>
+      </w:r>
       <w:r>
         <w:rPr w:rFonts="맑은 고딕">
           <w:rFonts w:ascii="맑은 고딕" w:hAnsi="맑은 고딕" w:eastAsia="맑은 고딕"/>
           <w:b w:val="0"/>
           <w:sz w:val="21"/>
         </w:rPr>
-        <w:t>본 음반을 감상할 때는 낱개의 트랙이 아닌, 첫 트랙 'Speak to Me'의 심장 박동 소리부터 마지막 'Eclipse'의 여운까지 앨범 전체를 하나의 거대한 교향곡으로 감상하는 것을 추천합니다. 조명을 낮추고 아날로그 바이닐의 온기를 통해 전달되는 미세한 음향적 레이어를 따라가다 보면, 빛과 어둠을 상징하는 프리즘 앨범 자켓처럼 시공간을 초월하여 인간 내면의 '달의 뒷면(Dark Side)'을 직면하는 깊은 음악적 체험을 경험하게 될 것입니다.</w:t>
+        <w:t>1973년 3월 1일 영국의 유서 깊은 EMI 애비 로드 스튜디오(Abbey Road Studios)에서 녹음되어 발매된 핑크 플로이드의 여덟 번째 정규 음반이자, 천재적 엔지니어 알란 파슨스(Alan Parsons)의 손길로 정교하게 완성된 콘셉트 앨범의 절대적 정점입니다.</w:t>
+      </w:r>
+    </w:p>
+    <w:p>
+      <w:pPr>
+        <w:spacing w:line="324" w:lineRule="auto" w:after="80"/>
+      </w:pPr>
+      <w:r>
+        <w:rPr w:rFonts="맑은 고딕">
+          <w:rFonts w:ascii="맑은 고딕" w:hAnsi="맑은 고딕" w:eastAsia="맑은 고딕"/>
+          <w:b w:val="0"/>
+          <w:color w:val="6B7280"/>
+          <w:sz w:val="21"/>
+        </w:rPr>
+        <w:t xml:space="preserve">· </w:t>
+      </w:r>
+      <w:r>
+        <w:rPr w:rFonts="맑은 고딕">
+          <w:rFonts w:ascii="맑은 고딕" w:hAnsi="맑은 고딕" w:eastAsia="맑은 고딕"/>
+          <w:b/>
+          <w:color w:val="1F2937"/>
+          <w:sz w:val="21"/>
+        </w:rPr>
+        <w:t xml:space="preserve">LP 인기도(판매량): </w:t>
+      </w:r>
+      <w:r>
+        <w:rPr w:rFonts="맑은 고딕">
+          <w:rFonts w:ascii="맑은 고딕" w:hAnsi="맑은 고딕" w:eastAsia="맑은 고딕"/>
+          <w:b w:val="0"/>
+          <w:sz w:val="21"/>
+        </w:rPr>
+        <w:t>미국 빌보드 200 차트에서 무려 950주 이상 머무는 경이적인 기록을 세웠으며, 전 세계적으로 4,500만 장 이상의 천문학적인 판매고를 기록하며 대중성과 예술성을 동시에 성취한 음반사 최고의 베스트셀러 중 하나로 군림하고 있습니다.</w:t>
+      </w:r>
+    </w:p>
+    <w:p>
+      <w:pPr>
+        <w:spacing w:line="324" w:lineRule="auto" w:after="80"/>
+      </w:pPr>
+      <w:r>
+        <w:rPr w:rFonts="맑은 고딕">
+          <w:rFonts w:ascii="맑은 고딕" w:hAnsi="맑은 고딕" w:eastAsia="맑은 고딕"/>
+          <w:b w:val="0"/>
+          <w:color w:val="6B7280"/>
+          <w:sz w:val="21"/>
+        </w:rPr>
+        <w:t xml:space="preserve">· </w:t>
+      </w:r>
+      <w:r>
+        <w:rPr w:rFonts="맑은 고딕">
+          <w:rFonts w:ascii="맑은 고딕" w:hAnsi="맑은 고딕" w:eastAsia="맑은 고딕"/>
+          <w:b/>
+          <w:color w:val="1F2937"/>
+          <w:sz w:val="21"/>
+        </w:rPr>
+        <w:t xml:space="preserve">각종 수상경력: </w:t>
+      </w:r>
+      <w:r>
+        <w:rPr w:rFonts="맑은 고딕">
+          <w:rFonts w:ascii="맑은 고딕" w:hAnsi="맑은 고딕" w:eastAsia="맑은 고딕"/>
+          <w:b w:val="0"/>
+          <w:sz w:val="21"/>
+        </w:rPr>
+        <w:t>그래미 어워드 명예의 전당 헌액, 롤링 스톤(Rolling Stone) 지 선정 ‘역사상 가장 위대한 명반 500선’ 최상위권 랭크, 미국 국립의회도서관 국립녹음등재부(National Recording Registry) 영구 보존 등재 등 전 세계 음악계가 공인한 인류의 위대한 문화유산입니다.</w:t>
+      </w:r>
+    </w:p>
+    <w:p>
+      <w:pPr>
+        <w:spacing w:line="324" w:lineRule="auto" w:before="200" w:after="80"/>
+      </w:pPr>
+      <w:r>
+        <w:rPr w:rFonts="맑은 고딕">
+          <w:rFonts w:ascii="맑은 고딕" w:hAnsi="맑은 고딕" w:eastAsia="맑은 고딕"/>
+          <w:b/>
+          <w:color w:val="1E3A8A"/>
+          <w:sz w:val="24"/>
+        </w:rPr>
+        <w:t>2. 아티스트 정보</w:t>
+      </w:r>
+    </w:p>
+    <w:p>
+      <w:pPr>
+        <w:spacing w:line="324" w:lineRule="auto" w:after="80"/>
+      </w:pPr>
+      <w:r>
+        <w:rPr w:rFonts="맑은 고딕">
+          <w:rFonts w:ascii="맑은 고딕" w:hAnsi="맑은 고딕" w:eastAsia="맑은 고딕"/>
+          <w:b w:val="0"/>
+          <w:color w:val="6B7280"/>
+          <w:sz w:val="21"/>
+        </w:rPr>
+        <w:t xml:space="preserve">· </w:t>
+      </w:r>
+      <w:r>
+        <w:rPr w:rFonts="맑은 고딕">
+          <w:rFonts w:ascii="맑은 고딕" w:hAnsi="맑은 고딕" w:eastAsia="맑은 고딕"/>
+          <w:b/>
+          <w:color w:val="1F2937"/>
+          <w:sz w:val="21"/>
+        </w:rPr>
+        <w:t xml:space="preserve">국적: </w:t>
+      </w:r>
+      <w:r>
+        <w:rPr w:rFonts="맑은 고딕">
+          <w:rFonts w:ascii="맑은 고딕" w:hAnsi="맑은 고딕" w:eastAsia="맑은 고딕"/>
+          <w:b w:val="0"/>
+          <w:sz w:val="21"/>
+        </w:rPr>
+        <w:t>영국 (United Kingdom)</w:t>
+      </w:r>
+    </w:p>
+    <w:p>
+      <w:pPr>
+        <w:spacing w:line="324" w:lineRule="auto" w:after="80"/>
+      </w:pPr>
+      <w:r>
+        <w:rPr w:rFonts="맑은 고딕">
+          <w:rFonts w:ascii="맑은 고딕" w:hAnsi="맑은 고딕" w:eastAsia="맑은 고딕"/>
+          <w:b w:val="0"/>
+          <w:color w:val="6B7280"/>
+          <w:sz w:val="21"/>
+        </w:rPr>
+        <w:t xml:space="preserve">· </w:t>
+      </w:r>
+      <w:r>
+        <w:rPr w:rFonts="맑은 고딕">
+          <w:rFonts w:ascii="맑은 고딕" w:hAnsi="맑은 고딕" w:eastAsia="맑은 고딕"/>
+          <w:b/>
+          <w:color w:val="1F2937"/>
+          <w:sz w:val="21"/>
+        </w:rPr>
+        <w:t xml:space="preserve">생몰년도: </w:t>
+      </w:r>
+      <w:r>
+        <w:rPr w:rFonts="맑은 고딕">
+          <w:rFonts w:ascii="맑은 고딕" w:hAnsi="맑은 고딕" w:eastAsia="맑은 고딕"/>
+          <w:b w:val="0"/>
+          <w:sz w:val="21"/>
+        </w:rPr>
+        <w:t>1965년 결성 (2014년 공식 해체)</w:t>
+      </w:r>
+    </w:p>
+    <w:p>
+      <w:pPr>
+        <w:spacing w:line="324" w:lineRule="auto" w:after="80"/>
+      </w:pPr>
+      <w:r>
+        <w:rPr w:rFonts="맑은 고딕">
+          <w:rFonts w:ascii="맑은 고딕" w:hAnsi="맑은 고딕" w:eastAsia="맑은 고딕"/>
+          <w:b w:val="0"/>
+          <w:color w:val="6B7280"/>
+          <w:sz w:val="21"/>
+        </w:rPr>
+        <w:t xml:space="preserve">· </w:t>
+      </w:r>
+      <w:r>
+        <w:rPr w:rFonts="맑은 고딕">
+          <w:rFonts w:ascii="맑은 고딕" w:hAnsi="맑은 고딕" w:eastAsia="맑은 고딕"/>
+          <w:b/>
+          <w:color w:val="1F2937"/>
+          <w:sz w:val="21"/>
+        </w:rPr>
+        <w:t xml:space="preserve">그룹 소속: </w:t>
+      </w:r>
+      <w:r>
+        <w:rPr w:rFonts="맑은 고딕">
+          <w:rFonts w:ascii="맑은 고딕" w:hAnsi="맑은 고딕" w:eastAsia="맑은 고딕"/>
+          <w:b w:val="0"/>
+          <w:sz w:val="21"/>
+        </w:rPr>
+        <w:t>4인조 프로그레시브 록 그룹 (데이비드 길모어, 로저 워터스, 리차드 라이트, 닉 메이슨)</w:t>
+      </w:r>
+    </w:p>
+    <w:p>
+      <w:pPr>
+        <w:spacing w:line="324" w:lineRule="auto" w:after="80"/>
+      </w:pPr>
+      <w:r>
+        <w:rPr w:rFonts="맑은 고딕">
+          <w:rFonts w:ascii="맑은 고딕" w:hAnsi="맑은 고딕" w:eastAsia="맑은 고딕"/>
+          <w:b w:val="0"/>
+          <w:color w:val="6B7280"/>
+          <w:sz w:val="21"/>
+        </w:rPr>
+        <w:t xml:space="preserve">· </w:t>
+      </w:r>
+      <w:r>
+        <w:rPr w:rFonts="맑은 고딕">
+          <w:rFonts w:ascii="맑은 고딕" w:hAnsi="맑은 고딕" w:eastAsia="맑은 고딕"/>
+          <w:b/>
+          <w:color w:val="1F2937"/>
+          <w:sz w:val="21"/>
+        </w:rPr>
+        <w:t xml:space="preserve">아티스트 소개: </w:t>
+      </w:r>
+      <w:r>
+        <w:rPr w:rFonts="맑은 고딕">
+          <w:rFonts w:ascii="맑은 고딕" w:hAnsi="맑은 고딕" w:eastAsia="맑은 고딕"/>
+          <w:b w:val="0"/>
+          <w:sz w:val="21"/>
+        </w:rPr>
+        <w:t>핑크 플로이드는 전위적인 사이키델릭 사운드에서 출발하여 클래식 관현악적 구조와 철학적 사유를 록 음악에 융합시킨 프로그레시브 록의 독보적인 거장입니다. 이들은 신디사이저와 테이프 이펙트 등 혁신적인 음향 기술을 시적 서정성과 결합하여 대중음악을 순수 예술의 경지로 끌어올렸으며, 팝 역사상 가장 찬란하고 웅장한 사운드스케이프를 창조한 밴드로 평가받습니다.</w:t>
+      </w:r>
+    </w:p>
+    <w:p>
+      <w:pPr>
+        <w:spacing w:line="324" w:lineRule="auto" w:before="200" w:after="80"/>
+      </w:pPr>
+      <w:r>
+        <w:rPr w:rFonts="맑은 고딕">
+          <w:rFonts w:ascii="맑은 고딕" w:hAnsi="맑은 고딕" w:eastAsia="맑은 고딕"/>
+          <w:b/>
+          <w:color w:val="1E3A8A"/>
+          <w:sz w:val="24"/>
+        </w:rPr>
+        <w:t>3. 음반 상세 분석</w:t>
+      </w:r>
+    </w:p>
+    <w:p>
+      <w:pPr>
+        <w:spacing w:line="324" w:lineRule="auto" w:after="80"/>
+      </w:pPr>
+      <w:r>
+        <w:rPr w:rFonts="맑은 고딕">
+          <w:rFonts w:ascii="맑은 고딕" w:hAnsi="맑은 고딕" w:eastAsia="맑은 고딕"/>
+          <w:b w:val="0"/>
+          <w:color w:val="6B7280"/>
+          <w:sz w:val="21"/>
+        </w:rPr>
+        <w:t xml:space="preserve">· </w:t>
+      </w:r>
+      <w:r>
+        <w:rPr w:rFonts="맑은 고딕">
+          <w:rFonts w:ascii="맑은 고딕" w:hAnsi="맑은 고딕" w:eastAsia="맑은 고딕"/>
+          <w:b/>
+          <w:color w:val="1F2937"/>
+          <w:sz w:val="21"/>
+        </w:rPr>
+        <w:t xml:space="preserve">역사적 위치: </w:t>
+      </w:r>
+      <w:r>
+        <w:rPr w:rFonts="맑은 고딕">
+          <w:rFonts w:ascii="맑은 고딕" w:hAnsi="맑은 고딕" w:eastAsia="맑은 고딕"/>
+          <w:b w:val="0"/>
+          <w:sz w:val="21"/>
+        </w:rPr>
+        <w:t>대중음악이 도달할 수 있는 '스튜디오 레코딩 아트(Studio Recording Art)'의 극치를 보여준 앨범으로, 각각의 악곡이 독립적이면서도 하나의 거대한 교향시처럼 유기적으로 이어지는 완벽한 구조적 통일성을 자랑합니다. 록 음악의 문법 위에 클래식 음악적 배음과 현대 음악의 음향 실험을 완벽하게 녹여내어, 대중음악과 순수 예술의 경계를 허문 음악사적 분수령으로 평가받습니다.</w:t>
+      </w:r>
+    </w:p>
+    <w:p>
+      <w:pPr>
+        <w:spacing w:line="324" w:lineRule="auto" w:after="80"/>
+      </w:pPr>
+      <w:r>
+        <w:rPr w:rFonts="맑은 고딕">
+          <w:rFonts w:ascii="맑은 고딕" w:hAnsi="맑은 고딕" w:eastAsia="맑은 고딕"/>
+          <w:b w:val="0"/>
+          <w:color w:val="6B7280"/>
+          <w:sz w:val="21"/>
+        </w:rPr>
+        <w:t xml:space="preserve">· </w:t>
+      </w:r>
+      <w:r>
+        <w:rPr w:rFonts="맑은 고딕">
+          <w:rFonts w:ascii="맑은 고딕" w:hAnsi="맑은 고딕" w:eastAsia="맑은 고딕"/>
+          <w:b/>
+          <w:color w:val="1F2937"/>
+          <w:sz w:val="21"/>
+        </w:rPr>
+        <w:t xml:space="preserve">시대의 흔적(스토리텔링): </w:t>
+      </w:r>
+      <w:r>
+        <w:rPr w:rFonts="맑은 고딕">
+          <w:rFonts w:ascii="맑은 고딕" w:hAnsi="맑은 고딕" w:eastAsia="맑은 고딕"/>
+          <w:b w:val="0"/>
+          <w:sz w:val="21"/>
+        </w:rPr>
+        <w:t>1970년대 초반, 전후 번영의 그늘 아래 드리워진 물질만능주의와 전쟁의 상흔, 그리고 원초적 불안 속에서 방황하던 청춘들의 고뇌와 내면적 광기를 통렬하게 투영하고 있습니다. 당시 급변하는 사회 구조 속에서 소외되어 가던 인간의 실존적 고독을 따뜻하면서도 서늘한 시선으로 포착해 내어, 시대를 초월해 고통받는 모든 현대인의 가슴속에 깊은 공명과 위로의 울림을 전합니다.</w:t>
+      </w:r>
+    </w:p>
+    <w:p>
+      <w:pPr>
+        <w:spacing w:line="324" w:lineRule="auto" w:before="200" w:after="80"/>
+      </w:pPr>
+      <w:r>
+        <w:rPr w:rFonts="맑은 고딕">
+          <w:rFonts w:ascii="맑은 고딕" w:hAnsi="맑은 고딕" w:eastAsia="맑은 고딕"/>
+          <w:b/>
+          <w:color w:val="1E3A8A"/>
+          <w:sz w:val="24"/>
+        </w:rPr>
+        <w:t>4. 주요 수록곡 및 감상 제언</w:t>
+      </w:r>
+    </w:p>
+    <w:p>
+      <w:pPr>
+        <w:spacing w:line="324" w:lineRule="auto" w:after="80"/>
+      </w:pPr>
+      <w:r>
+        <w:rPr w:rFonts="맑은 고딕">
+          <w:rFonts w:ascii="맑은 고딕" w:hAnsi="맑은 고딕" w:eastAsia="맑은 고딕"/>
+          <w:b w:val="0"/>
+          <w:color w:val="6B7280"/>
+          <w:sz w:val="21"/>
+        </w:rPr>
+        <w:t xml:space="preserve">· </w:t>
+      </w:r>
+      <w:r>
+        <w:rPr w:rFonts="맑은 고딕">
+          <w:rFonts w:ascii="맑은 고딕" w:hAnsi="맑은 고딕" w:eastAsia="맑은 고딕"/>
+          <w:b/>
+          <w:color w:val="1F2937"/>
+          <w:sz w:val="21"/>
+        </w:rPr>
+        <w:t xml:space="preserve">주요 수록곡 특징: </w:t>
+      </w:r>
+      <w:r>
+        <w:rPr w:rFonts="맑은 고딕">
+          <w:rFonts w:ascii="맑은 고딕" w:hAnsi="맑은 고딕" w:eastAsia="맑은 고딕"/>
+          <w:b w:val="0"/>
+          <w:sz w:val="21"/>
+        </w:rPr>
+        <w:t>째깍거리는 시계추 소리와 웅장한 종소리 위로 인생의 유한함을 절규하듯 노래하는 "Time", 클레어 토리(Clare Torry)의 무반주 허밍 보컬이 처연하도록 아름다운 비가를 완성하는 "The Great Gig in the Sky", 낭만적인 색소폰 선율 속에 인간 소외의 비극을 녹여낸 "Us and Them", 그리고 인간 내면의 광기와 영혼의 회복을 서사적으로 노래하며 대단원을 장식하는 "Brain Damage / Eclipse" 등 모든 트랙이 하나의 거대한 문학적 서사를 이룹니다.</w:t>
+      </w:r>
+    </w:p>
+    <w:p>
+      <w:pPr>
+        <w:spacing w:line="324" w:lineRule="auto" w:after="80"/>
+      </w:pPr>
+      <w:r>
+        <w:rPr w:rFonts="맑은 고딕">
+          <w:rFonts w:ascii="맑은 고딕" w:hAnsi="맑은 고딕" w:eastAsia="맑은 고딕"/>
+          <w:b w:val="0"/>
+          <w:color w:val="6B7280"/>
+          <w:sz w:val="21"/>
+        </w:rPr>
+        <w:t xml:space="preserve">· </w:t>
+      </w:r>
+      <w:r>
+        <w:rPr w:rFonts="맑은 고딕">
+          <w:rFonts w:ascii="맑은 고딕" w:hAnsi="맑은 고딕" w:eastAsia="맑은 고딕"/>
+          <w:b/>
+          <w:color w:val="1F2937"/>
+          <w:sz w:val="21"/>
+        </w:rPr>
+        <w:t xml:space="preserve">빈티지 감상 제언: </w:t>
+      </w:r>
+      <w:r>
+        <w:rPr w:rFonts="맑은 고딕">
+          <w:rFonts w:ascii="맑은 고딕" w:hAnsi="맑은 고딕" w:eastAsia="맑은 고딕"/>
+          <w:b w:val="0"/>
+          <w:sz w:val="21"/>
+        </w:rPr>
+        <w:t>턴테이블 플래터가 회전하며 바늘이 첫 트랙의 무거운 심장 박동 소리를 긁어낼 때, 아날로그 LP 특유의 깊은 저역과 공간의 공기를 그대로 담아낸 배음은 디지털 음원으로는 결코 흉내 낼 수 없는 실재감을 선사합니다. 따스한 온기를 머금은 진공관 앰프를 통해 시계 소리와 동전 소리, 그리고 데이비드 길모어의 펜더 스트라토캐스터 기타가 허공을 가르는 순간, 3차원적인 사운드 스테이지가 눈앞에 펼쳐지며 압도적인 청각적 쾌감을 경험할 수 있습니다.</w:t>
+      </w:r>
+    </w:p>
+    <w:p>
+      <w:pPr>
+        <w:spacing w:line="324" w:lineRule="auto" w:after="80"/>
+      </w:pPr>
+      <w:r>
+        <w:rPr w:rFonts="맑은 고딕">
+          <w:rFonts w:ascii="맑은 고딕" w:hAnsi="맑은 고딕" w:eastAsia="맑은 고딕"/>
+          <w:b w:val="0"/>
+          <w:color w:val="6B7280"/>
+          <w:sz w:val="21"/>
+        </w:rPr>
+        <w:t xml:space="preserve">· </w:t>
+      </w:r>
+      <w:r>
+        <w:rPr w:rFonts="맑은 고딕">
+          <w:rFonts w:ascii="맑은 고딕" w:hAnsi="맑은 고딕" w:eastAsia="맑은 고딕"/>
+          <w:b/>
+          <w:color w:val="1F2937"/>
+          <w:sz w:val="21"/>
+        </w:rPr>
+        <w:t xml:space="preserve">소장 가치: </w:t>
+      </w:r>
+      <w:r>
+        <w:rPr w:rFonts="맑은 고딕">
+          <w:rFonts w:ascii="맑은 고딕" w:hAnsi="맑은 고딕" w:eastAsia="맑은 고딕"/>
+          <w:b w:val="0"/>
+          <w:sz w:val="21"/>
+        </w:rPr>
+        <w:t>스톰 소거슨(디자인 그룹 힙노시스)의 손에서 탄생한 미니멀리즘의 극치, '빛의 굴절과 프리즘'을 담은 게이트폴드 커버는 그 자체로 하나의 독립된 현대 미술품입니다. 뛰어난 오디오파일용 음질과 완벽한 시각적·청각적 서사를 품고 있어, 클래식과 팝을 사랑하는 애호가라면 서재의 턴테이블 곁에 평생을 두고 곁에 머물게 해야 할 가장 순수하고 영원한 LP 컬렉션의 필수 명반입니다.</w:t>
+      </w:r>
+    </w:p>
+    <w:p>
+      <w:pPr>
+        <w:spacing w:line="324" w:lineRule="auto" w:after="120" w:before="160"/>
+      </w:pPr>
+      <w:r>
+        <w:rPr w:rFonts="맑은 고딕">
+          <w:rFonts w:ascii="맑은 고딕" w:hAnsi="맑은 고딕" w:eastAsia="맑은 고딕"/>
+          <w:b/>
+          <w:color w:val="4338CA"/>
+          <w:sz w:val="21"/>
+        </w:rPr>
+        <w:t>이 음반을 통해 아날로그의 따스한 숨결 속에서 빛과 어둠이 교차하며 전해주는 감동을 다시 한번 경험해 보시는 것은 어떨까요?</w:t>
       </w:r>
     </w:p>
     <w:sectPr>
       <w:pgSz w:w="12240" w:h="15840"/>
-      <w:pgMar w:top="1440" w:right="1440" w:bottom="1440" w:left="1440" w:header="720" w:footer="720" w:gutter="0"/>
+      <w:pgMar w:top="1152" w:right="1296" w:bottom="1152" w:left="1296" w:header="720" w:footer="720" w:gutter="0"/>
       <w:cols w:space="720"/>
       <w:docGrid w:linePitch="360"/>
     </w:sectPr>

--- a/word_reports/LP_0278_위치_414_Pink Floyd_The Dark Side .docx
+++ b/word_reports/LP_0278_위치_414_Pink Floyd_The Dark Side .docx
@@ -32,7 +32,7 @@
     </w:p>
     <w:p>
       <w:pPr>
-        <w:spacing w:line="324" w:lineRule="auto" w:before="80" w:after="160"/>
+        <w:spacing w:line="324" w:lineRule="auto" w:before="80" w:after="120"/>
       </w:pPr>
       <w:r>
         <w:rPr w:rFonts="맑은 고딕">
@@ -42,13 +42,6 @@
           <w:sz w:val="22"/>
         </w:rPr>
         <w:t xml:space="preserve">[음반 소개] </w:t>
-      </w:r>
-      <w:r>
-        <w:rPr w:rFonts="맑은 고딕">
-          <w:rFonts w:ascii="맑은 고딕" w:hAnsi="맑은 고딕" w:eastAsia="맑은 고딕"/>
-          <w:b w:val="0"/>
-          <w:sz w:val="21"/>
-        </w:rPr>
       </w:r>
     </w:p>
     <w:p>
@@ -61,7 +54,33 @@
           <w:b w:val="0"/>
           <w:sz w:val="21"/>
         </w:rPr>
-        <w:t>인간 실존의 심연과 광기, 그리고 시간의 유한성을 소리의 미학으로 건축해 낸 20세기 대중음악사의 불멸의 기념비입니다. 심장 박동으로 시작해 우주의 황홀경으로 침잠하는 음향의 궤적은 단순한 록 음악을 넘어 현대 관현악에 비견될 만큼 숭고한 예술적 깊이를 획득하고 있습니다. 턴테이블 바늘이 음반의 홈을 스치는 순간, 청자는 내면 깊숙이 자리한 영혼의 프리즘을 통해 다채롭게 부서지는 빛과 어둠의 파동을 마주하게 됩니다. 음향의 과학과 서정적 통찰이 완벽한 조화를 이룬 이 걸작은 세대를 초월하여 지친 영혼을 정화하는 가장 고결한 미학적 구원을 선사합니다.</w:t>
+        <w:t>1973년 3월, 인류 음악사의 지평을 영원히 바꾸어 놓은 위대한 모뉴먼트가 세상의 빛을 보았습니다. 핑크 플로이드의 여덟 번째 스튜디오 앨범인 본 작은, 인간 존재의 내면 깊숙한 곳에 도사린 불안과 광기, 그리고 시간의 덧없는 흐름을 장엄한 소리의 서사시로 엮어낸 불멸의 걸작입니다. 희미한 심장 박동 소리로 문을 열어 달의 어두운 이면으로 침잠해 들어가는 이 음반의 여정은, 단순한 록 음악의 범주를 아득히 초월하여 한 편의 현대 교향악이자 실존주의적 사유의 정점에 닿아 있습니다.</w:t>
+      </w:r>
+    </w:p>
+    <w:p>
+      <w:pPr>
+        <w:spacing w:line="324" w:lineRule="auto" w:after="120"/>
+      </w:pPr>
+      <w:r>
+        <w:rPr w:rFonts="맑은 고딕">
+          <w:rFonts w:ascii="맑은 고딕" w:hAnsi="맑은 고딕" w:eastAsia="맑은 고딕"/>
+          <w:b w:val="0"/>
+          <w:sz w:val="21"/>
+        </w:rPr>
+        <w:t>이 앨범이 탄생하기까지 밴드는 전 리더 시드 배럿의 상실이라는 비극적 아픔과, 급격한 성공 이면에 드리운 소외를 온몸으로 견뎌내야 했습니다. 베이시스트 로저 워터스의 철학적 통찰이 담긴 노랫말은 데이비드 길모어의 서정적이면서도 격정적인 기타, 리처드 라이트의 영롱한 건반 터치, 닉 메이슨의 견고하고 유려한 퍼커션과 유기적으로 결합하여 거대한 음악적 우주를 구축합니다. 시간의 유한성, 물질만능주의에 대한 서늘한 경종, 그리고 결국 마주하게 되는 인간 내면의 광기라는 보편적 테마는 세대를 관통하며 리스너들의 가슴속에 깊은 질문을 던집니다.</w:t>
+      </w:r>
+    </w:p>
+    <w:p>
+      <w:pPr>
+        <w:spacing w:line="324" w:lineRule="auto" w:after="120"/>
+      </w:pPr>
+      <w:r>
+        <w:rPr w:rFonts="맑은 고딕">
+          <w:rFonts w:ascii="맑은 고딕" w:hAnsi="맑은 고딕" w:eastAsia="맑은 고딕"/>
+          <w:b w:val="0"/>
+          <w:sz w:val="21"/>
+        </w:rPr>
+        <w:t>애비 로드 스튜디오에서 전설적인 엔지니어 앨런 파슨스와 함께 일구어낸 사운드스케이프는 당시 음향 기술의 한계를 비웃듯 혁신적이었습니다. 째깍거리는 시계의 초침, 요란하게 울리는 동전 소리, 무대 뒤 스태프들의 독백과 테이프 루프를 활용한 아방가르드적 기법은 지극히 정교한 아날로그 미학으로 승화되었습니다. 칠흑 같은 어둠 속에서 프리즘을 통과해 무지개로 분절되는 빛처럼, 이 음반은 반세기가 흐른 지금도 퇴색되지 않는 찬란한 감동과 시적 정취로 우리의 영혼을 정화합니다.</w:t>
       </w:r>
     </w:p>
     <w:p>
@@ -168,7 +187,7 @@
           <w:b w:val="0"/>
           <w:sz w:val="21"/>
         </w:rPr>
-        <w:t>1973년 3월 1일 영국의 유서 깊은 EMI 애비 로드 스튜디오(Abbey Road Studios)에서 녹음되어 발매된 핑크 플로이드의 여덟 번째 정규 음반이자, 천재적 엔지니어 알란 파슨스(Alan Parsons)의 손길로 정교하게 완성된 콘셉트 앨범의 절대적 정점입니다.</w:t>
+        <w:t>1973년 3월 1일 하베스트 레코드(Harvest Records)를 통해 발매된 핑크 플로이드의 정규 8집 음반으로, 콘셉트 앨범의 구조적 완결성과 스튜디오 레코딩 미학을 극한으로 끌어올린 역사적 명반.</w:t>
       </w:r>
     </w:p>
     <w:p>
@@ -199,7 +218,7 @@
           <w:b w:val="0"/>
           <w:sz w:val="21"/>
         </w:rPr>
-        <w:t>미국 빌보드 200 차트에서 무려 950주 이상 머무는 경이적인 기록을 세웠으며, 전 세계적으로 4,500만 장 이상의 천문학적인 판매고를 기록하며 대중성과 예술성을 동시에 성취한 음반사 최고의 베스트셀러 중 하나로 군림하고 있습니다.</w:t>
+        <w:t>빌보드 200 차트에 무려 950주 이상 머무는 전무후무한 대기록을 수립하였으며, 전 세계적으로 4,500만 장 이상의 경이로운 판매고를 올리며 대중음악사상 가장 상업적으로 성공한 LP 중 하나로 군림.</w:t>
       </w:r>
     </w:p>
     <w:p>
@@ -230,7 +249,7 @@
           <w:b w:val="0"/>
           <w:sz w:val="21"/>
         </w:rPr>
-        <w:t>그래미 어워드 명예의 전당 헌액, 롤링 스톤(Rolling Stone) 지 선정 ‘역사상 가장 위대한 명반 500선’ 최상위권 랭크, 미국 국립의회도서관 국립녹음등재부(National Recording Registry) 영구 보존 등재 등 전 세계 음악계가 공인한 인류의 위대한 문화유산입니다.</w:t>
+        <w:t>롤링 스톤 선정 '역사상 가장 위대한 명반 500선' 최상위권 랭크, 2012년 미국 의회도서관 국가녹음보존목록(National Recording Registry) 등재, 그래미 어워드 명예의 전당 헌액 등 전 세계 평단과 권위 있는 음악 기관의 절대적 찬사를 받음.</w:t>
       </w:r>
     </w:p>
     <w:p>
@@ -306,7 +325,7 @@
           <w:b w:val="0"/>
           <w:sz w:val="21"/>
         </w:rPr>
-        <w:t>1965년 결성 (2014년 공식 해체)</w:t>
+        <w:t>1965년 결성</w:t>
       </w:r>
     </w:p>
     <w:p>
@@ -337,7 +356,7 @@
           <w:b w:val="0"/>
           <w:sz w:val="21"/>
         </w:rPr>
-        <w:t>4인조 프로그레시브 록 그룹 (데이비드 길모어, 로저 워터스, 리차드 라이트, 닉 메이슨)</w:t>
+        <w:t>4인조 록 밴드 (데이비드 길모어, 로저 워터스, 리처드 라이트, 닉 메이슨)</w:t>
       </w:r>
     </w:p>
     <w:p>
@@ -368,7 +387,7 @@
           <w:b w:val="0"/>
           <w:sz w:val="21"/>
         </w:rPr>
-        <w:t>핑크 플로이드는 전위적인 사이키델릭 사운드에서 출발하여 클래식 관현악적 구조와 철학적 사유를 록 음악에 융합시킨 프로그레시브 록의 독보적인 거장입니다. 이들은 신디사이저와 테이프 이펙트 등 혁신적인 음향 기술을 시적 서정성과 결합하여 대중음악을 순수 예술의 경지로 끌어올렸으며, 팝 역사상 가장 찬란하고 웅장한 사운드스케이프를 창조한 밴드로 평가받습니다.</w:t>
+        <w:t>사이키델릭 록의 전위적 실험성에서 출발하여 프로그레시브 록의 장엄한 서사시를 완성한 20세기 대중음악사의 독보적 거인입니다. 심오한 철학적 메시지와 혁신적인 음향 실험, 압도적인 콘셉추얼 아트를 결합하여 대중음악을 순수 예술의 경지로 승화시켰습니다.</w:t>
       </w:r>
     </w:p>
     <w:p>
@@ -413,7 +432,7 @@
           <w:b w:val="0"/>
           <w:sz w:val="21"/>
         </w:rPr>
-        <w:t>대중음악이 도달할 수 있는 '스튜디오 레코딩 아트(Studio Recording Art)'의 극치를 보여준 앨범으로, 각각의 악곡이 독립적이면서도 하나의 거대한 교향시처럼 유기적으로 이어지는 완벽한 구조적 통일성을 자랑합니다. 록 음악의 문법 위에 클래식 음악적 배음과 현대 음악의 음향 실험을 완벽하게 녹여내어, 대중음악과 순수 예술의 경계를 허문 음악사적 분수령으로 평가받습니다.</w:t>
+        <w:t>대중음악의 기술적 완성도와 예술적 깊이를 동시에 증명한 분수령입니다. 레코딩 스튜디오 자체를 하나의 창작 악기로 활용한 획기적인 프로덕션을 통해, 록 음악이 클래식 교향곡에 필적하는 지적 품격과 영속성을 지닐 수 있음을 만천하에 입증한 이정표입니다.</w:t>
       </w:r>
     </w:p>
     <w:p>
@@ -444,7 +463,7 @@
           <w:b w:val="0"/>
           <w:sz w:val="21"/>
         </w:rPr>
-        <w:t>1970년대 초반, 전후 번영의 그늘 아래 드리워진 물질만능주의와 전쟁의 상흔, 그리고 원초적 불안 속에서 방황하던 청춘들의 고뇌와 내면적 광기를 통렬하게 투영하고 있습니다. 당시 급변하는 사회 구조 속에서 소외되어 가던 인간의 실존적 고독을 따뜻하면서도 서늘한 시선으로 포착해 내어, 시대를 초월해 고통받는 모든 현대인의 가슴속에 깊은 공명과 위로의 울림을 전합니다.</w:t>
+        <w:t>1970년대 초 전후 번영의 그늘 속에서 피어오른 냉전의 공포, 물질만능주의에 질식해가던 청춘들의 허무주의와 고립감을 서정적이고도 날카로운 시선으로 포착했습니다. 밴드의 상처였던 시드 배럿의 붕괴를 애도하며, 자본의 톱니바퀴 속에서 방황하던 당대 세대에게 깊은 공감과 치유의 거울을 비춰주었습니다.</w:t>
       </w:r>
     </w:p>
     <w:p>
@@ -489,7 +508,7 @@
           <w:b w:val="0"/>
           <w:sz w:val="21"/>
         </w:rPr>
-        <w:t>째깍거리는 시계추 소리와 웅장한 종소리 위로 인생의 유한함을 절규하듯 노래하는 "Time", 클레어 토리(Clare Torry)의 무반주 허밍 보컬이 처연하도록 아름다운 비가를 완성하는 "The Great Gig in the Sky", 낭만적인 색소폰 선율 속에 인간 소외의 비극을 녹여낸 "Us and Them", 그리고 인간 내면의 광기와 영혼의 회복을 서사적으로 노래하며 대단원을 장식하는 "Brain Damage / Eclipse" 등 모든 트랙이 하나의 거대한 문학적 서사를 이룹니다.</w:t>
+        <w:t>심장 박동으로 실존의 태동을 알리는 ‘Speak to Me’와 부유하는 안식의 선율 ‘Breathe (In the Air)’, 시계 종소리의 입체적 음향 뒤로 데이비드 길모어의 울부짖는 기타 솔로가 작렬하는 ‘Time’, 객원 보컬 클레어 토리의 비통하고도 숭고한 보컬 즉흥 연주가 영혼을 울리는 ‘The Great Gig in the Sky’, 7/4박자의 변박과 카랑카랑한 금속성 효과음으로 물질의 덧없음을 꼬집는 ‘Money’, 그리고 인간 내면의 광기와 합일을 장엄한 코러스로 포용하는 ‘Brain Damage’와 ‘Eclipse’에 이르기까지 전 곡이 하나의 완벽한 유기체로 숨 쉽니다.</w:t>
       </w:r>
     </w:p>
     <w:p>
@@ -520,7 +539,7 @@
           <w:b w:val="0"/>
           <w:sz w:val="21"/>
         </w:rPr>
-        <w:t>턴테이블 플래터가 회전하며 바늘이 첫 트랙의 무거운 심장 박동 소리를 긁어낼 때, 아날로그 LP 특유의 깊은 저역과 공간의 공기를 그대로 담아낸 배음은 디지털 음원으로는 결코 흉내 낼 수 없는 실재감을 선사합니다. 따스한 온기를 머금은 진공관 앰프를 통해 시계 소리와 동전 소리, 그리고 데이비드 길모어의 펜더 스트라토캐스터 기타가 허공을 가르는 순간, 3차원적인 사운드 스테이지가 눈앞에 펼쳐지며 압도적인 청각적 쾌감을 경험할 수 있습니다.</w:t>
+        <w:t>턴테이블의 바늘이 바이닐의 소리골을 스치는 순간 피어오르는 온화한 아날로그 질감은 디지털 음원으로는 결코 도달할 수 없는 깊이를 선사합니다. 진공관 앰프를 통해 증폭되는 리처드 라이트의 오르간 잔향과 심장 박동의 묵직한 저음은 리스닝 룸 전체를 순식간에 우주적 공간으로 탈바꿈시킵니다. 불을 끄고 정적 속에서 앨범의 A면부터 B면까지 온전한 호흡으로 감상하시기를 권합니다.</w:t>
       </w:r>
     </w:p>
     <w:p>
@@ -551,7 +570,7 @@
           <w:b w:val="0"/>
           <w:sz w:val="21"/>
         </w:rPr>
-        <w:t>스톰 소거슨(디자인 그룹 힙노시스)의 손에서 탄생한 미니멀리즘의 극치, '빛의 굴절과 프리즘'을 담은 게이트폴드 커버는 그 자체로 하나의 독립된 현대 미술품입니다. 뛰어난 오디오파일용 음질과 완벽한 시각적·청각적 서사를 품고 있어, 클래식과 팝을 사랑하는 애호가라면 서재의 턴테이블 곁에 평생을 두고 곁에 머물게 해야 할 가장 순수하고 영원한 LP 컬렉션의 필수 명반입니다.</w:t>
+        <w:t>스톰 소거슨(힙노시스)의 찬란한 프리즘 디자인이 돋보이는 게이트폴드 재킷 그 자체로 하나의 현대 미술품입니다. 반세기가 지난 오늘날에도 아날로그 오디오파일의 표준 레퍼런스로 통용되는 음향적 완성도를 지니고 있어, LP 컬렉터라면 반드시 서가 가장 고귀한 자리에 모셔두어야 할 필청반입니다.</w:t>
       </w:r>
     </w:p>
     <w:p>
@@ -565,7 +584,7 @@
           <w:color w:val="4338CA"/>
           <w:sz w:val="21"/>
         </w:rPr>
-        <w:t>이 음반을 통해 아날로그의 따스한 숨결 속에서 빛과 어둠이 교차하며 전해주는 감동을 다시 한번 경험해 보시는 것은 어떨까요?</w:t>
+        <w:t>이 음반을 통해 빛과 어둠의 경계를 유영하며 핑크 플로이드가 전해주는 감동을 다시 한번 경험해 보시는 것은 어떨까요?</w:t>
       </w:r>
     </w:p>
     <w:sectPr>
